--- a/resources/templates/1经济责任审计通知书.docx
+++ b/resources/templates/1经济责任审计通知书.docx
@@ -26,41 +26,71 @@
           <w:lang w:eastAsia="zh-CN"/>
         </w:rPr>
       </w:pPr>
+    </w:p>
+    <w:p>
+      <w:pPr>
+        <w:keepNext w:val="0"/>
+        <w:keepLines w:val="0"/>
+        <w:pageBreakBefore w:val="0"/>
+        <w:widowControl w:val="0"/>
+        <w:kinsoku/>
+        <w:wordWrap/>
+        <w:overflowPunct/>
+        <w:topLinePunct w:val="0"/>
+        <w:autoSpaceDE/>
+        <w:autoSpaceDN/>
+        <w:bidi w:val="0"/>
+        <w:adjustRightInd w:val="0"/>
+        <w:snapToGrid w:val="0"/>
+        <w:spacing w:line="560" w:lineRule="exact"/>
+        <w:jc w:val="center"/>
+        <w:textAlignment w:val="auto"/>
+        <w:rPr>
+          <w:rFonts w:hint="eastAsia" w:ascii="仿宋_GB2312" w:eastAsia="长城大标宋体"/>
+          <w:color w:val="FF0000"/>
+          <w:sz w:val="30"/>
+        </w:rPr>
+      </w:pPr>
       <w:bookmarkStart w:id="0" w:name="_GoBack"/>
       <w:bookmarkEnd w:id="0"/>
-    </w:p>
-    <w:p>
-      <w:pPr>
-        <w:keepNext w:val="0"/>
-        <w:keepLines w:val="0"/>
-        <w:pageBreakBefore w:val="0"/>
-        <w:widowControl w:val="0"/>
-        <w:kinsoku/>
-        <w:wordWrap/>
-        <w:overflowPunct/>
-        <w:topLinePunct w:val="0"/>
-        <w:autoSpaceDE/>
-        <w:autoSpaceDN/>
-        <w:bidi w:val="0"/>
-        <w:adjustRightInd w:val="0"/>
-        <w:snapToGrid w:val="0"/>
-        <w:spacing w:line="560" w:lineRule="exact"/>
-        <w:jc w:val="center"/>
-        <w:textAlignment w:val="auto"/>
-        <w:rPr>
-          <w:rFonts w:hint="default" w:ascii="Times New Roman" w:hAnsi="Times New Roman" w:eastAsia="仿宋_GB2312" w:cs="Times New Roman"/>
-          <w:color w:val="auto"/>
-          <w:sz w:val="28"/>
-        </w:rPr>
-      </w:pPr>
       <w:r>
         <w:rPr>
-          <w:rFonts w:hint="default" w:ascii="Times New Roman" w:hAnsi="Times New Roman" w:eastAsia="仿宋_GB2312" w:cs="Times New Roman"/>
-          <w:color w:val="auto"/>
-          <w:sz w:val="28"/>
-        </w:rPr>
-        <w:t>{auditCommitteeOffice}</w:t>
+          <w:rFonts w:hint="default" w:ascii="Times New Roman" w:hAnsi="Times New Roman" w:eastAsia="长城大标宋体" w:cs="Times New Roman"/>
+          <w:color w:val="FF0000"/>
+          <w:spacing w:val="30"/>
+          <w:sz w:val="40"/>
+          <w:lang w:eastAsia="zh-CN"/>
+        </w:rPr>
+        <w:t>{audit</w:t>
       </w:r>
+      <w:r>
+        <w:rPr>
+          <w:rFonts w:hint="eastAsia" w:eastAsia="长城大标宋体" w:cs="Times New Roman"/>
+          <w:color w:val="FF0000"/>
+          <w:spacing w:val="30"/>
+          <w:sz w:val="40"/>
+          <w:lang w:val="en-US" w:eastAsia="zh-CN"/>
+        </w:rPr>
+        <w:t>CommitteeOffice</w:t>
+      </w:r>
+      <w:r>
+        <w:rPr>
+          <w:rFonts w:hint="default" w:ascii="Times New Roman" w:hAnsi="Times New Roman" w:eastAsia="长城大标宋体" w:cs="Times New Roman"/>
+          <w:color w:val="FF0000"/>
+          <w:spacing w:val="30"/>
+          <w:sz w:val="40"/>
+          <w:lang w:eastAsia="zh-CN"/>
+        </w:rPr>
+        <w:t>}</w:t>
+      </w:r>
+    </w:p>
+    <w:p>
+      <w:pPr>
+        <w:pStyle w:val="2"/>
+        <w:rPr>
+          <w:rFonts w:hint="default"/>
+        </w:rPr>
+      </w:pPr>
     </w:p>
     <w:p>
       <w:pPr>

--- a/resources/templates/1经济责任审计通知书.docx
+++ b/resources/templates/1经济责任审计通知书.docx
@@ -4,6 +4,7 @@
   <w:body>
     <w:p>
       <w:pPr>
+        <w:pStyle w:val="5"/>
         <w:keepNext w:val="0"/>
         <w:keepLines w:val="0"/>
         <w:pageBreakBefore w:val="0"/>
@@ -20,212 +21,83 @@
         <w:spacing w:line="579" w:lineRule="exact"/>
         <w:textAlignment w:val="auto"/>
         <w:rPr>
-          <w:rFonts w:hint="default" w:ascii="Times New Roman" w:hAnsi="Times New Roman" w:eastAsia="黑体" w:cs="Times New Roman"/>
-          <w:color w:val="auto"/>
-          <w:sz w:val="32"/>
-          <w:lang w:eastAsia="zh-CN"/>
-        </w:rPr>
-      </w:pPr>
-    </w:p>
-    <w:p>
-      <w:pPr>
-        <w:keepNext w:val="0"/>
-        <w:keepLines w:val="0"/>
-        <w:pageBreakBefore w:val="0"/>
-        <w:widowControl w:val="0"/>
-        <w:kinsoku/>
-        <w:wordWrap/>
-        <w:overflowPunct/>
-        <w:topLinePunct w:val="0"/>
-        <w:autoSpaceDE/>
-        <w:autoSpaceDN/>
-        <w:bidi w:val="0"/>
-        <w:adjustRightInd w:val="0"/>
-        <w:snapToGrid w:val="0"/>
-        <w:spacing w:line="560" w:lineRule="exact"/>
+          <w:rFonts w:hint="default" w:ascii="Times New Roman" w:hAnsi="Times New Roman" w:cs="Times New Roman"/>
+          <w:color w:val="auto"/>
+        </w:rPr>
+      </w:pPr>
+    </w:p>
+    <w:p>
+      <w:pPr>
+        <w:rPr>
+          <w:rFonts w:hint="default" w:ascii="Times New Roman" w:hAnsi="Times New Roman" w:cs="Times New Roman"/>
+          <w:color w:val="auto"/>
+        </w:rPr>
+      </w:pPr>
+    </w:p>
+    <w:p>
+      <w:pPr>
+        <w:pStyle w:val="2"/>
+        <w:jc w:val="both"/>
+        <w:rPr>
+          <w:rFonts w:hint="default" w:ascii="Times New Roman" w:hAnsi="Times New Roman" w:cs="Times New Roman"/>
+          <w:color w:val="auto"/>
+        </w:rPr>
+      </w:pPr>
+    </w:p>
+    <w:p>
+      <w:pPr>
+        <w:pStyle w:val="10"/>
+        <w:keepNext w:val="0"/>
+        <w:keepLines w:val="0"/>
+        <w:pageBreakBefore w:val="0"/>
+        <w:widowControl w:val="0"/>
+        <w:kinsoku/>
+        <w:wordWrap/>
+        <w:overflowPunct/>
+        <w:topLinePunct w:val="0"/>
+        <w:autoSpaceDE/>
+        <w:autoSpaceDN/>
+        <w:bidi w:val="0"/>
+        <w:adjustRightInd w:val="0"/>
+        <w:snapToGrid w:val="0"/>
+        <w:spacing w:line="760" w:lineRule="exact"/>
+        <w:ind w:left="0" w:leftChars="0" w:right="0" w:rightChars="0" w:firstLine="0" w:firstLineChars="0"/>
         <w:jc w:val="center"/>
         <w:textAlignment w:val="auto"/>
-        <w:rPr>
-          <w:rFonts w:hint="eastAsia" w:ascii="仿宋_GB2312" w:eastAsia="长城大标宋体"/>
-          <w:color w:val="FF0000"/>
-          <w:sz w:val="30"/>
-        </w:rPr>
-      </w:pPr>
+        <w:outlineLvl w:val="9"/>
+        <w:rPr>
+          <w:rFonts w:hint="default" w:ascii="Times New Roman" w:hAnsi="Times New Roman" w:eastAsia="长城小标宋体" w:cs="Times New Roman"/>
+          <w:color w:val="auto"/>
+          <w:spacing w:val="0"/>
+          <w:kern w:val="2"/>
+          <w:sz w:val="44"/>
+          <w:szCs w:val="44"/>
+          <w:lang w:val="en-US" w:eastAsia="zh-CN"/>
+        </w:rPr>
+      </w:pPr>
+      <w:r>
+        <w:rPr>
+          <w:rFonts w:hint="default"/>
+          <w:lang w:val="en-US"/>
+        </w:rPr>
+        <w:t>{</w:t>
+      </w:r>
+      <w:r>
+        <w:rPr>
+          <w:sz w:val="21"/>
+          <w:szCs w:val="21"/>
+        </w:rPr>
+        <w:t>documentNumber</w:t>
+      </w:r>
+      <w:r>
+        <w:rPr>
+          <w:rFonts w:hint="default"/>
+          <w:lang w:val="en-US"/>
+        </w:rPr>
+        <w:t>}</w:t>
+      </w:r>
       <w:bookmarkStart w:id="0" w:name="_GoBack"/>
       <w:bookmarkEnd w:id="0"/>
-      <w:r>
-        <w:rPr>
-          <w:rFonts w:hint="default" w:ascii="Times New Roman" w:hAnsi="Times New Roman" w:eastAsia="长城大标宋体" w:cs="Times New Roman"/>
-          <w:color w:val="FF0000"/>
-          <w:spacing w:val="30"/>
-          <w:sz w:val="40"/>
-          <w:lang w:eastAsia="zh-CN"/>
-        </w:rPr>
-        <w:t>{audit</w:t>
-      </w:r>
-      <w:r>
-        <w:rPr>
-          <w:rFonts w:hint="eastAsia" w:eastAsia="长城大标宋体" w:cs="Times New Roman"/>
-          <w:color w:val="FF0000"/>
-          <w:spacing w:val="30"/>
-          <w:sz w:val="40"/>
-          <w:lang w:val="en-US" w:eastAsia="zh-CN"/>
-        </w:rPr>
-        <w:t>CommitteeOffice</w:t>
-      </w:r>
-      <w:r>
-        <w:rPr>
-          <w:rFonts w:hint="default" w:ascii="Times New Roman" w:hAnsi="Times New Roman" w:eastAsia="长城大标宋体" w:cs="Times New Roman"/>
-          <w:color w:val="FF0000"/>
-          <w:spacing w:val="30"/>
-          <w:sz w:val="40"/>
-          <w:lang w:eastAsia="zh-CN"/>
-        </w:rPr>
-        <w:t>}</w:t>
-      </w:r>
-    </w:p>
-    <w:p>
-      <w:pPr>
-        <w:pStyle w:val="2"/>
-        <w:rPr>
-          <w:rFonts w:hint="default"/>
-        </w:rPr>
-      </w:pPr>
-    </w:p>
-    <w:p>
-      <w:pPr>
-        <w:keepNext w:val="0"/>
-        <w:keepLines w:val="0"/>
-        <w:pageBreakBefore w:val="0"/>
-        <w:widowControl w:val="0"/>
-        <w:kinsoku/>
-        <w:wordWrap/>
-        <w:overflowPunct/>
-        <w:topLinePunct w:val="0"/>
-        <w:autoSpaceDE/>
-        <w:autoSpaceDN/>
-        <w:bidi w:val="0"/>
-        <w:adjustRightInd w:val="0"/>
-        <w:snapToGrid w:val="0"/>
-        <w:spacing w:line="560" w:lineRule="exact"/>
-        <w:jc w:val="center"/>
-        <w:textAlignment w:val="auto"/>
-        <w:rPr>
-          <w:rFonts w:hint="eastAsia" w:ascii="仿宋_GB2312" w:eastAsia="长城大标宋体"/>
-          <w:color w:val="FF0000"/>
-          <w:sz w:val="30"/>
-        </w:rPr>
-      </w:pPr>
-      <w:r>
-        <w:rPr>
-          <w:rFonts w:hint="default" w:ascii="Times New Roman" w:hAnsi="Times New Roman" w:eastAsia="长城大标宋体" w:cs="Times New Roman"/>
-          <w:color w:val="FF0000"/>
-          <w:spacing w:val="30"/>
-          <w:sz w:val="40"/>
-          <w:lang w:eastAsia="zh-CN"/>
-        </w:rPr>
-        <w:t>{auditOrg}</w:t>
-      </w:r>
-    </w:p>
-    <w:p>
-      <w:pPr>
-        <w:keepNext w:val="0"/>
-        <w:keepLines w:val="0"/>
-        <w:pageBreakBefore w:val="0"/>
-        <w:widowControl w:val="0"/>
-        <w:kinsoku/>
-        <w:wordWrap/>
-        <w:overflowPunct/>
-        <w:topLinePunct w:val="0"/>
-        <w:autoSpaceDE/>
-        <w:autoSpaceDN/>
-        <w:bidi w:val="0"/>
-        <w:adjustRightInd w:val="0"/>
-        <w:snapToGrid w:val="0"/>
-        <w:spacing w:line="500" w:lineRule="atLeast"/>
-        <w:jc w:val="center"/>
-        <w:textAlignment w:val="auto"/>
-        <w:rPr>
-          <w:rFonts w:hint="default" w:ascii="Times New Roman" w:hAnsi="Times New Roman" w:eastAsia="长城大标宋体" w:cs="Times New Roman"/>
-          <w:color w:val="FF0000"/>
-          <w:spacing w:val="60"/>
-          <w:sz w:val="68"/>
-        </w:rPr>
-      </w:pPr>
-      <w:r>
-        <w:rPr>
-          <w:rFonts w:hint="default" w:ascii="Times New Roman" w:hAnsi="Times New Roman" w:eastAsia="长城大标宋体" w:cs="Times New Roman"/>
-          <w:color w:val="FF0000"/>
-          <w:spacing w:val="60"/>
-          <w:sz w:val="68"/>
-          <w:szCs w:val="68"/>
-        </w:rPr>
-        <w:t>审 计 通 知 书</w:t>
-      </w:r>
-    </w:p>
-    <w:p>
-      <w:pPr>
-        <w:pBdr>
-          <w:bottom w:val="single" w:color="FF0000" w:sz="18" w:space="8"/>
-        </w:pBdr>
-        <w:jc w:val="center"/>
-        <w:rPr>
-          <w:rFonts w:hint="default" w:ascii="Times New Roman" w:hAnsi="Times New Roman" w:eastAsia="仿宋_GB2312" w:cs="Times New Roman"/>
-          <w:color w:val="auto"/>
-          <w:sz w:val="32"/>
-        </w:rPr>
-      </w:pPr>
-      <w:r>
-        <w:t>{documentNumber}</w:t>
-      </w:r>
-    </w:p>
-    <w:p>
-      <w:pPr>
-        <w:pStyle w:val="5"/>
-        <w:keepNext w:val="0"/>
-        <w:keepLines w:val="0"/>
-        <w:pageBreakBefore w:val="0"/>
-        <w:widowControl w:val="0"/>
-        <w:kinsoku/>
-        <w:wordWrap/>
-        <w:overflowPunct/>
-        <w:topLinePunct w:val="0"/>
-        <w:autoSpaceDE/>
-        <w:autoSpaceDN/>
-        <w:bidi w:val="0"/>
-        <w:adjustRightInd w:val="0"/>
-        <w:snapToGrid w:val="0"/>
-        <w:spacing w:line="579" w:lineRule="exact"/>
-        <w:textAlignment w:val="auto"/>
-        <w:rPr>
-          <w:rFonts w:hint="default" w:ascii="Times New Roman" w:hAnsi="Times New Roman" w:cs="Times New Roman"/>
-          <w:color w:val="auto"/>
-        </w:rPr>
-      </w:pPr>
-    </w:p>
-    <w:p>
-      <w:pPr>
-        <w:pStyle w:val="5"/>
-        <w:keepNext w:val="0"/>
-        <w:keepLines w:val="0"/>
-        <w:pageBreakBefore w:val="0"/>
-        <w:widowControl w:val="0"/>
-        <w:kinsoku/>
-        <w:wordWrap/>
-        <w:overflowPunct/>
-        <w:topLinePunct w:val="0"/>
-        <w:autoSpaceDE/>
-        <w:autoSpaceDN/>
-        <w:bidi w:val="0"/>
-        <w:adjustRightInd w:val="0"/>
-        <w:snapToGrid w:val="0"/>
-        <w:spacing w:line="579" w:lineRule="exact"/>
-        <w:textAlignment w:val="auto"/>
-        <w:rPr>
-          <w:rFonts w:hint="default" w:ascii="Times New Roman" w:hAnsi="Times New Roman" w:cs="Times New Roman"/>
-          <w:color w:val="auto"/>
-        </w:rPr>
-      </w:pPr>
     </w:p>
     <w:p>
       <w:pPr>

--- a/resources/templates/1经济责任审计通知书.docx
+++ b/resources/templates/1经济责任审计通知书.docx
@@ -28,16 +28,6 @@
     </w:p>
     <w:p>
       <w:pPr>
-        <w:rPr>
-          <w:rFonts w:hint="default" w:ascii="Times New Roman" w:hAnsi="Times New Roman" w:cs="Times New Roman"/>
-          <w:color w:val="auto"/>
-        </w:rPr>
-      </w:pPr>
-    </w:p>
-    <w:p>
-      <w:pPr>
-        <w:pStyle w:val="2"/>
-        <w:jc w:val="both"/>
         <w:rPr>
           <w:rFonts w:hint="default" w:ascii="Times New Roman" w:hAnsi="Times New Roman" w:cs="Times New Roman"/>
           <w:color w:val="auto"/>
@@ -96,8 +86,6 @@
         </w:rPr>
         <w:t>}</w:t>
       </w:r>
-      <w:bookmarkStart w:id="0" w:name="_GoBack"/>
-      <w:bookmarkEnd w:id="0"/>
     </w:p>
     <w:p>
       <w:pPr>
@@ -350,10 +338,11 @@
         <w:ind w:firstLine="640" w:firstLineChars="200"/>
         <w:textAlignment w:val="auto"/>
         <w:rPr>
-          <w:rFonts w:hint="default" w:ascii="Times New Roman" w:hAnsi="Times New Roman" w:cs="Times New Roman"/>
-          <w:color w:val="auto"/>
-          <w:sz w:val="32"/>
-          <w:szCs w:val="32"/>
+          <w:rFonts w:hint="eastAsia" w:ascii="Times New Roman" w:hAnsi="Times New Roman" w:eastAsia="仿宋_GB2312" w:cs="Times New Roman"/>
+          <w:color w:val="auto"/>
+          <w:sz w:val="32"/>
+          <w:szCs w:val="32"/>
+          <w:lang w:val="en-US" w:eastAsia="zh-CN"/>
         </w:rPr>
       </w:pPr>
       <w:r>
@@ -363,8 +352,20 @@
           <w:sz w:val="32"/>
           <w:szCs w:val="32"/>
         </w:rPr>
-        <w:t>附件：{ccUnit}</w:t>
+        <w:t>附件：审计“八不准”工作</w:t>
       </w:r>
+      <w:r>
+        <w:rPr>
+          <w:rFonts w:hint="eastAsia" w:eastAsia="仿宋_GB2312" w:cs="Times New Roman"/>
+          <w:color w:val="auto"/>
+          <w:sz w:val="32"/>
+          <w:szCs w:val="32"/>
+          <w:lang w:val="en-US" w:eastAsia="zh-CN"/>
+        </w:rPr>
+        <w:t>纪律</w:t>
+      </w:r>
+      <w:bookmarkStart w:id="0" w:name="_GoBack"/>
+      <w:bookmarkEnd w:id="0"/>
     </w:p>
     <w:p>
       <w:pPr>
@@ -778,7 +779,7 @@
   <w:docDefaults>
     <w:rPrDefault>
       <w:rPr>
-        <w:rFonts w:asciiTheme="minorHAnsi" w:hAnsiTheme="minorHAnsi" w:eastAsiaTheme="minorEastAsia" w:cstheme="minorBidi"/>
+        <w:rFonts w:ascii="Times New Roman" w:hAnsi="Times New Roman" w:eastAsia="宋体" w:cs="Times New Roman"/>
       </w:rPr>
     </w:rPrDefault>
     <w:pPrDefault/>

--- a/resources/templates/1经济责任审计通知书.docx
+++ b/resources/templates/1经济责任审计通知书.docx
@@ -2,38 +2,6 @@
 <file path=word/document.xml><?xml version="1.0" encoding="utf-8"?>
 <w:document xmlns:wpc="http://schemas.microsoft.com/office/word/2010/wordprocessingCanvas" xmlns:mc="http://schemas.openxmlformats.org/markup-compatibility/2006" xmlns:o="urn:schemas-microsoft-com:office:office" xmlns:r="http://schemas.openxmlformats.org/officeDocument/2006/relationships" xmlns:m="http://schemas.openxmlformats.org/officeDocument/2006/math" xmlns:v="urn:schemas-microsoft-com:vml" xmlns:wp14="http://schemas.microsoft.com/office/word/2010/wordprocessingDrawing" xmlns:wp="http://schemas.openxmlformats.org/drawingml/2006/wordprocessingDrawing" xmlns:w="http://schemas.openxmlformats.org/wordprocessingml/2006/main" xmlns:w14="http://schemas.microsoft.com/office/word/2010/wordml" xmlns:w10="urn:schemas-microsoft-com:office:word" xmlns:w15="http://schemas.microsoft.com/office/word/2012/wordml" xmlns:wpg="http://schemas.microsoft.com/office/word/2010/wordprocessingGroup" xmlns:wpi="http://schemas.microsoft.com/office/word/2010/wordprocessingInk" xmlns:wne="http://schemas.microsoft.com/office/word/2006/wordml" xmlns:wps="http://schemas.microsoft.com/office/word/2010/wordprocessingShape" xmlns:wpsCustomData="http://www.wps.cn/officeDocument/2013/wpsCustomData" mc:Ignorable="w14 w15 wp14">
   <w:body>
-    <w:p>
-      <w:pPr>
-        <w:pStyle w:val="5"/>
-        <w:keepNext w:val="0"/>
-        <w:keepLines w:val="0"/>
-        <w:pageBreakBefore w:val="0"/>
-        <w:widowControl w:val="0"/>
-        <w:kinsoku/>
-        <w:wordWrap/>
-        <w:overflowPunct/>
-        <w:topLinePunct w:val="0"/>
-        <w:autoSpaceDE/>
-        <w:autoSpaceDN/>
-        <w:bidi w:val="0"/>
-        <w:adjustRightInd w:val="0"/>
-        <w:snapToGrid w:val="0"/>
-        <w:spacing w:line="579" w:lineRule="exact"/>
-        <w:textAlignment w:val="auto"/>
-        <w:rPr>
-          <w:rFonts w:hint="default" w:ascii="Times New Roman" w:hAnsi="Times New Roman" w:cs="Times New Roman"/>
-          <w:color w:val="auto"/>
-        </w:rPr>
-      </w:pPr>
-    </w:p>
-    <w:p>
-      <w:pPr>
-        <w:rPr>
-          <w:rFonts w:hint="default" w:ascii="Times New Roman" w:hAnsi="Times New Roman" w:cs="Times New Roman"/>
-          <w:color w:val="auto"/>
-        </w:rPr>
-      </w:pPr>
-    </w:p>
     <w:p>
       <w:pPr>
         <w:pStyle w:val="10"/>
@@ -321,6 +289,28 @@
     </w:p>
     <w:p>
       <w:pPr>
+        <w:pStyle w:val="9"/>
+        <w:rPr>
+          <w:rFonts w:hint="default" w:ascii="Times New Roman" w:hAnsi="Times New Roman" w:eastAsia="仿宋_GB2312" w:cs="Times New Roman"/>
+          <w:color w:val="auto"/>
+          <w:sz w:val="32"/>
+          <w:szCs w:val="32"/>
+        </w:rPr>
+      </w:pPr>
+    </w:p>
+    <w:p>
+      <w:pPr>
+        <w:pStyle w:val="9"/>
+        <w:rPr>
+          <w:rFonts w:hint="default" w:ascii="Times New Roman" w:hAnsi="Times New Roman" w:eastAsia="仿宋_GB2312" w:cs="Times New Roman"/>
+          <w:color w:val="auto"/>
+          <w:sz w:val="32"/>
+          <w:szCs w:val="32"/>
+        </w:rPr>
+      </w:pPr>
+    </w:p>
+    <w:p>
+      <w:pPr>
         <w:keepNext w:val="0"/>
         <w:keepLines w:val="0"/>
         <w:pageBreakBefore w:val="0"/>
@@ -364,8 +354,6 @@
         </w:rPr>
         <w:t>纪律</w:t>
       </w:r>
-      <w:bookmarkStart w:id="0" w:name="_GoBack"/>
-      <w:bookmarkEnd w:id="0"/>
     </w:p>
     <w:p>
       <w:pPr>
@@ -422,6 +410,232 @@
           <w:szCs w:val="32"/>
         </w:rPr>
       </w:pPr>
+    </w:p>
+    <w:p>
+      <w:pPr>
+        <w:pStyle w:val="5"/>
+        <w:keepNext w:val="0"/>
+        <w:keepLines w:val="0"/>
+        <w:pageBreakBefore w:val="0"/>
+        <w:widowControl w:val="0"/>
+        <w:kinsoku/>
+        <w:wordWrap/>
+        <w:overflowPunct/>
+        <w:topLinePunct w:val="0"/>
+        <w:autoSpaceDE/>
+        <w:autoSpaceDN/>
+        <w:bidi w:val="0"/>
+        <w:adjustRightInd/>
+        <w:snapToGrid/>
+        <w:spacing w:before="132" w:line="540" w:lineRule="exact"/>
+        <w:ind w:firstLine="5814" w:firstLineChars="1900"/>
+        <w:textAlignment w:val="auto"/>
+        <w:rPr>
+          <w:rFonts w:hint="eastAsia" w:ascii="仿宋_GB2312" w:hAnsi="仿宋_GB2312" w:eastAsia="仿宋_GB2312" w:cs="仿宋_GB2312"/>
+          <w:b w:val="0"/>
+          <w:bCs w:val="0"/>
+          <w:spacing w:val="-7"/>
+          <w:sz w:val="32"/>
+          <w:szCs w:val="32"/>
+          <w:lang w:val="en-US" w:eastAsia="zh-CN"/>
+        </w:rPr>
+      </w:pPr>
+      <w:r>
+        <w:rPr>
+          <w:rFonts w:hint="eastAsia" w:ascii="仿宋_GB2312" w:hAnsi="仿宋_GB2312" w:eastAsia="仿宋_GB2312" w:cs="仿宋_GB2312"/>
+          <w:b w:val="0"/>
+          <w:bCs w:val="0"/>
+          <w:spacing w:val="-7"/>
+          <w:sz w:val="32"/>
+          <w:szCs w:val="32"/>
+          <w:lang w:val="en-US" w:eastAsia="zh-CN"/>
+        </w:rPr>
+        <w:t>科右前旗审计局</w:t>
+      </w:r>
+    </w:p>
+    <w:p>
+      <w:pPr>
+        <w:rPr>
+          <w:rFonts w:hint="eastAsia" w:ascii="仿宋_GB2312" w:hAnsi="仿宋_GB2312" w:cs="仿宋_GB2312"/>
+          <w:spacing w:val="11"/>
+          <w:sz w:val="32"/>
+          <w:szCs w:val="32"/>
+          <w:lang w:val="en-US" w:eastAsia="zh-CN"/>
+        </w:rPr>
+      </w:pPr>
+      <w:r>
+        <w:rPr>
+          <w:rFonts w:hint="default" w:ascii="Times New Roman" w:hAnsi="Times New Roman" w:eastAsia="仿宋_GB2312" w:cs="Times New Roman"/>
+          <w:color w:val="auto"/>
+          <w:sz w:val="28"/>
+          <w:szCs w:val="28"/>
+        </w:rPr>
+        <w:t xml:space="preserve"> </w:t>
+      </w:r>
+      <w:r>
+        <w:rPr>
+          <w:rFonts w:hint="eastAsia" w:ascii="Times New Roman" w:hAnsi="Times New Roman" w:eastAsia="仿宋_GB2312" w:cs="Times New Roman"/>
+          <w:color w:val="auto"/>
+          <w:sz w:val="28"/>
+          <w:szCs w:val="28"/>
+          <w:lang w:val="en-US" w:eastAsia="zh-CN"/>
+        </w:rPr>
+        <w:tab/>
+        <w:t/>
+      </w:r>
+      <w:r>
+        <w:rPr>
+          <w:rFonts w:hint="eastAsia" w:ascii="Times New Roman" w:hAnsi="Times New Roman" w:eastAsia="仿宋_GB2312" w:cs="Times New Roman"/>
+          <w:color w:val="auto"/>
+          <w:sz w:val="28"/>
+          <w:szCs w:val="28"/>
+          <w:lang w:val="en-US" w:eastAsia="zh-CN"/>
+        </w:rPr>
+        <w:tab/>
+        <w:t/>
+      </w:r>
+      <w:r>
+        <w:rPr>
+          <w:rFonts w:hint="eastAsia" w:ascii="Times New Roman" w:hAnsi="Times New Roman" w:eastAsia="仿宋_GB2312" w:cs="Times New Roman"/>
+          <w:color w:val="auto"/>
+          <w:sz w:val="28"/>
+          <w:szCs w:val="28"/>
+          <w:lang w:val="en-US" w:eastAsia="zh-CN"/>
+        </w:rPr>
+        <w:tab/>
+        <w:t/>
+      </w:r>
+      <w:r>
+        <w:rPr>
+          <w:rFonts w:hint="eastAsia" w:ascii="Times New Roman" w:hAnsi="Times New Roman" w:eastAsia="仿宋_GB2312" w:cs="Times New Roman"/>
+          <w:color w:val="auto"/>
+          <w:sz w:val="28"/>
+          <w:szCs w:val="28"/>
+          <w:lang w:val="en-US" w:eastAsia="zh-CN"/>
+        </w:rPr>
+        <w:tab/>
+        <w:t/>
+      </w:r>
+      <w:r>
+        <w:rPr>
+          <w:rFonts w:hint="eastAsia" w:ascii="Times New Roman" w:hAnsi="Times New Roman" w:eastAsia="仿宋_GB2312" w:cs="Times New Roman"/>
+          <w:color w:val="auto"/>
+          <w:sz w:val="28"/>
+          <w:szCs w:val="28"/>
+          <w:lang w:val="en-US" w:eastAsia="zh-CN"/>
+        </w:rPr>
+        <w:tab/>
+        <w:t/>
+      </w:r>
+      <w:r>
+        <w:rPr>
+          <w:rFonts w:hint="eastAsia" w:ascii="Times New Roman" w:hAnsi="Times New Roman" w:eastAsia="仿宋_GB2312" w:cs="Times New Roman"/>
+          <w:color w:val="auto"/>
+          <w:sz w:val="28"/>
+          <w:szCs w:val="28"/>
+          <w:lang w:val="en-US" w:eastAsia="zh-CN"/>
+        </w:rPr>
+        <w:tab/>
+        <w:t/>
+      </w:r>
+      <w:r>
+        <w:rPr>
+          <w:rFonts w:hint="eastAsia" w:ascii="Times New Roman" w:hAnsi="Times New Roman" w:eastAsia="仿宋_GB2312" w:cs="Times New Roman"/>
+          <w:color w:val="auto"/>
+          <w:sz w:val="28"/>
+          <w:szCs w:val="28"/>
+          <w:lang w:val="en-US" w:eastAsia="zh-CN"/>
+        </w:rPr>
+        <w:tab/>
+        <w:t/>
+      </w:r>
+      <w:r>
+        <w:rPr>
+          <w:rFonts w:hint="eastAsia" w:ascii="Times New Roman" w:hAnsi="Times New Roman" w:eastAsia="仿宋_GB2312" w:cs="Times New Roman"/>
+          <w:color w:val="auto"/>
+          <w:sz w:val="28"/>
+          <w:szCs w:val="28"/>
+          <w:lang w:val="en-US" w:eastAsia="zh-CN"/>
+        </w:rPr>
+        <w:tab/>
+        <w:t/>
+      </w:r>
+      <w:r>
+        <w:rPr>
+          <w:rFonts w:hint="eastAsia" w:ascii="Times New Roman" w:hAnsi="Times New Roman" w:eastAsia="仿宋_GB2312" w:cs="Times New Roman"/>
+          <w:color w:val="auto"/>
+          <w:sz w:val="28"/>
+          <w:szCs w:val="28"/>
+          <w:lang w:val="en-US" w:eastAsia="zh-CN"/>
+        </w:rPr>
+        <w:tab/>
+        <w:t/>
+      </w:r>
+      <w:r>
+        <w:rPr>
+          <w:rFonts w:hint="eastAsia" w:ascii="Times New Roman" w:hAnsi="Times New Roman" w:eastAsia="仿宋_GB2312" w:cs="Times New Roman"/>
+          <w:color w:val="auto"/>
+          <w:sz w:val="28"/>
+          <w:szCs w:val="28"/>
+          <w:lang w:val="en-US" w:eastAsia="zh-CN"/>
+        </w:rPr>
+        <w:tab/>
+        <w:t/>
+      </w:r>
+      <w:r>
+        <w:rPr>
+          <w:rFonts w:hint="eastAsia" w:ascii="Times New Roman" w:hAnsi="Times New Roman" w:eastAsia="仿宋_GB2312" w:cs="Times New Roman"/>
+          <w:color w:val="auto"/>
+          <w:sz w:val="28"/>
+          <w:szCs w:val="28"/>
+          <w:lang w:val="en-US" w:eastAsia="zh-CN"/>
+        </w:rPr>
+        <w:tab/>
+        <w:t/>
+      </w:r>
+      <w:r>
+        <w:rPr>
+          <w:rFonts w:hint="eastAsia" w:ascii="Times New Roman" w:hAnsi="Times New Roman" w:eastAsia="仿宋_GB2312" w:cs="Times New Roman"/>
+          <w:color w:val="auto"/>
+          <w:sz w:val="28"/>
+          <w:szCs w:val="28"/>
+          <w:lang w:val="en-US" w:eastAsia="zh-CN"/>
+        </w:rPr>
+        <w:tab/>
+        <w:t/>
+      </w:r>
+      <w:r>
+        <w:rPr>
+          <w:rFonts w:hint="eastAsia" w:ascii="Times New Roman" w:hAnsi="Times New Roman" w:eastAsia="仿宋_GB2312" w:cs="Times New Roman"/>
+          <w:color w:val="auto"/>
+          <w:sz w:val="28"/>
+          <w:szCs w:val="28"/>
+          <w:lang w:val="en-US" w:eastAsia="zh-CN"/>
+        </w:rPr>
+        <w:tab/>
+        <w:t/>
+      </w:r>
+      <w:r>
+        <w:rPr>
+          <w:rFonts w:hint="eastAsia" w:ascii="Times New Roman" w:hAnsi="Times New Roman" w:eastAsia="仿宋_GB2312" w:cs="Times New Roman"/>
+          <w:color w:val="auto"/>
+          <w:sz w:val="28"/>
+          <w:szCs w:val="28"/>
+          <w:lang w:val="en-US" w:eastAsia="zh-CN"/>
+        </w:rPr>
+        <w:tab/>
+      </w:r>
+      <w:r>
+        <w:rPr>
+          <w:rFonts w:hint="default" w:ascii="Times New Roman" w:hAnsi="Times New Roman" w:eastAsia="仿宋_GB2312" w:cs="Times New Roman"/>
+          <w:color w:val="auto"/>
+          <w:sz w:val="28"/>
+          <w:szCs w:val="28"/>
+        </w:rPr>
+        <w:t>{issueDate}</w:t>
+      </w:r>
+      <w:bookmarkStart w:id="0" w:name="_GoBack"/>
+      <w:bookmarkEnd w:id="0"/>
     </w:p>
     <w:p>
       <w:pPr>
@@ -493,38 +707,28 @@
     </w:p>
     <w:p>
       <w:pPr>
-        <w:keepNext w:val="0"/>
-        <w:keepLines w:val="0"/>
-        <w:pageBreakBefore w:val="0"/>
-        <w:widowControl w:val="0"/>
-        <w:kinsoku/>
-        <w:wordWrap/>
-        <w:overflowPunct/>
-        <w:topLinePunct w:val="0"/>
-        <w:autoSpaceDE/>
-        <w:autoSpaceDN/>
-        <w:bidi w:val="0"/>
-        <w:adjustRightInd w:val="0"/>
-        <w:snapToGrid w:val="0"/>
-        <w:spacing w:line="579" w:lineRule="exact"/>
-        <w:textAlignment w:val="auto"/>
         <w:rPr>
           <w:rFonts w:hint="default" w:ascii="Times New Roman" w:hAnsi="Times New Roman" w:cs="Times New Roman"/>
           <w:color w:val="auto"/>
-          <w:sz w:val="32"/>
-          <w:szCs w:val="32"/>
-          <w:lang w:eastAsia="zh-CN"/>
-        </w:rPr>
-      </w:pPr>
-      <w:r>
+        </w:rPr>
+      </w:pPr>
+    </w:p>
+    <w:p>
+      <w:pPr>
         <w:rPr>
           <w:rFonts w:hint="default" w:ascii="Times New Roman" w:hAnsi="Times New Roman" w:cs="Times New Roman"/>
           <w:color w:val="auto"/>
-          <w:sz w:val="32"/>
-          <w:szCs w:val="32"/>
-        </w:rPr>
-        <w:t xml:space="preserve">                                 {issueDate}　　　　</w:t>
-      </w:r>
+        </w:rPr>
+      </w:pPr>
+    </w:p>
+    <w:p>
+      <w:pPr>
+        <w:pStyle w:val="2"/>
+        <w:rPr>
+          <w:rFonts w:hint="eastAsia"/>
+          <w:color w:val="auto"/>
+        </w:rPr>
+      </w:pPr>
     </w:p>
     <w:p>
       <w:pPr>
@@ -536,6 +740,15 @@
     </w:p>
     <w:p>
       <w:pPr>
+        <w:pStyle w:val="2"/>
+        <w:rPr>
+          <w:rFonts w:hint="eastAsia"/>
+          <w:color w:val="auto"/>
+        </w:rPr>
+      </w:pPr>
+    </w:p>
+    <w:p>
+      <w:pPr>
         <w:rPr>
           <w:rFonts w:hint="default" w:ascii="Times New Roman" w:hAnsi="Times New Roman" w:cs="Times New Roman"/>
           <w:color w:val="auto"/>
@@ -544,7 +757,16 @@
     </w:p>
     <w:p>
       <w:pPr>
-        <w:pStyle w:val="6"/>
+        <w:pStyle w:val="2"/>
+        <w:rPr>
+          <w:rFonts w:hint="default"/>
+          <w:color w:val="auto"/>
+        </w:rPr>
+      </w:pPr>
+    </w:p>
+    <w:p>
+      <w:pPr>
+        <w:pStyle w:val="2"/>
         <w:rPr>
           <w:rFonts w:hint="eastAsia"/>
           <w:color w:val="auto"/>
@@ -561,7 +783,7 @@
     </w:p>
     <w:p>
       <w:pPr>
-        <w:pStyle w:val="6"/>
+        <w:pStyle w:val="2"/>
         <w:rPr>
           <w:rFonts w:hint="eastAsia"/>
           <w:color w:val="auto"/>
@@ -570,24 +792,8 @@
     </w:p>
     <w:p>
       <w:pPr>
-        <w:rPr>
-          <w:rFonts w:hint="default" w:ascii="Times New Roman" w:hAnsi="Times New Roman" w:cs="Times New Roman"/>
-          <w:color w:val="auto"/>
-        </w:rPr>
-      </w:pPr>
-    </w:p>
-    <w:p>
-      <w:pPr>
-        <w:pStyle w:val="6"/>
-        <w:rPr>
-          <w:rFonts w:hint="default"/>
-          <w:color w:val="auto"/>
-        </w:rPr>
-      </w:pPr>
-    </w:p>
-    <w:p>
-      <w:pPr>
-        <w:pStyle w:val="6"/>
+        <w:pStyle w:val="3"/>
+        <w:ind w:left="0" w:leftChars="0" w:firstLine="0" w:firstLineChars="0"/>
         <w:rPr>
           <w:rFonts w:hint="eastAsia"/>
           <w:color w:val="auto"/>
@@ -596,15 +802,7 @@
     </w:p>
     <w:p>
       <w:pPr>
-        <w:rPr>
-          <w:rFonts w:hint="default" w:ascii="Times New Roman" w:hAnsi="Times New Roman" w:cs="Times New Roman"/>
-          <w:color w:val="auto"/>
-        </w:rPr>
-      </w:pPr>
-    </w:p>
-    <w:p>
-      <w:pPr>
-        <w:pStyle w:val="6"/>
+        <w:pStyle w:val="2"/>
         <w:rPr>
           <w:rFonts w:hint="eastAsia"/>
           <w:color w:val="auto"/>
@@ -613,8 +811,8 @@
     </w:p>
     <w:p>
       <w:pPr>
-        <w:pStyle w:val="7"/>
-        <w:ind w:left="0" w:leftChars="0" w:firstLine="0" w:firstLineChars="0"/>
+        <w:pStyle w:val="2"/>
+        <w:spacing w:line="500" w:lineRule="exact"/>
         <w:rPr>
           <w:rFonts w:hint="eastAsia"/>
           <w:color w:val="auto"/>
@@ -623,7 +821,7 @@
     </w:p>
     <w:p>
       <w:pPr>
-        <w:pStyle w:val="6"/>
+        <w:pStyle w:val="5"/>
         <w:rPr>
           <w:rFonts w:hint="eastAsia"/>
           <w:color w:val="auto"/>
@@ -632,25 +830,22 @@
     </w:p>
     <w:p>
       <w:pPr>
-        <w:pStyle w:val="6"/>
-        <w:spacing w:line="500" w:lineRule="exact"/>
         <w:rPr>
           <w:rFonts w:hint="eastAsia"/>
-          <w:color w:val="auto"/>
-        </w:rPr>
-      </w:pPr>
-    </w:p>
-    <w:p>
-      <w:pPr>
-        <w:pStyle w:val="3"/>
+        </w:rPr>
+      </w:pPr>
+    </w:p>
+    <w:p>
+      <w:pPr>
+        <w:pStyle w:val="9"/>
         <w:rPr>
           <w:rFonts w:hint="eastAsia"/>
-          <w:color w:val="auto"/>
-        </w:rPr>
-      </w:pPr>
-    </w:p>
-    <w:p>
-      <w:pPr>
+        </w:rPr>
+      </w:pPr>
+    </w:p>
+    <w:p>
+      <w:pPr>
+        <w:pStyle w:val="9"/>
         <w:rPr>
           <w:rFonts w:hint="eastAsia"/>
         </w:rPr>
@@ -658,23 +853,7 @@
     </w:p>
     <w:p>
       <w:pPr>
-        <w:pStyle w:val="2"/>
-        <w:rPr>
-          <w:rFonts w:hint="eastAsia"/>
-        </w:rPr>
-      </w:pPr>
-    </w:p>
-    <w:p>
-      <w:pPr>
-        <w:pStyle w:val="2"/>
-        <w:rPr>
-          <w:rFonts w:hint="eastAsia"/>
-        </w:rPr>
-      </w:pPr>
-    </w:p>
-    <w:p>
-      <w:pPr>
-        <w:pStyle w:val="2"/>
+        <w:pStyle w:val="9"/>
         <w:rPr>
           <w:rFonts w:hint="eastAsia"/>
         </w:rPr>
@@ -1051,13 +1230,13 @@
       <w:lang w:val="en-US" w:eastAsia="zh-CN" w:bidi="ar-SA"/>
     </w:rPr>
   </w:style>
-  <w:style w:type="character" w:default="1" w:styleId="9">
+  <w:style w:type="character" w:default="1" w:styleId="8">
     <w:name w:val="Default Paragraph Font"/>
     <w:semiHidden/>
     <w:qFormat/>
     <w:uiPriority w:val="0"/>
   </w:style>
-  <w:style w:type="table" w:default="1" w:styleId="8">
+  <w:style w:type="table" w:default="1" w:styleId="7">
     <w:name w:val="Normal Table"/>
     <w:semiHidden/>
     <w:qFormat/>
@@ -1071,63 +1250,7 @@
       </w:tblCellMar>
     </w:tblPr>
   </w:style>
-  <w:style w:type="paragraph" w:customStyle="1" w:styleId="2">
-    <w:name w:val="无间隔1"/>
-    <w:qFormat/>
-    <w:uiPriority w:val="0"/>
-    <w:pPr>
-      <w:widowControl w:val="0"/>
-      <w:jc w:val="center"/>
-    </w:pPr>
-    <w:rPr>
-      <w:rFonts w:ascii="Times New Roman" w:hAnsi="Times New Roman" w:eastAsia="仿宋" w:cs="Times New Roman"/>
-      <w:kern w:val="2"/>
-      <w:sz w:val="24"/>
-      <w:szCs w:val="22"/>
-      <w:lang w:val="en-US" w:eastAsia="zh-CN" w:bidi="ar-SA"/>
-    </w:rPr>
-  </w:style>
-  <w:style w:type="paragraph" w:styleId="3">
-    <w:name w:val="Body Text"/>
-    <w:basedOn w:val="1"/>
-    <w:next w:val="1"/>
-    <w:qFormat/>
-    <w:uiPriority w:val="0"/>
-    <w:pPr>
-      <w:snapToGrid w:val="0"/>
-      <w:spacing w:line="579" w:lineRule="exact"/>
-    </w:pPr>
-    <w:rPr>
-      <w:rFonts w:eastAsia="仿宋_GB2312"/>
-      <w:kern w:val="2"/>
-      <w:sz w:val="32"/>
-    </w:rPr>
-  </w:style>
-  <w:style w:type="paragraph" w:styleId="4">
-    <w:name w:val="Body Text Indent"/>
-    <w:basedOn w:val="1"/>
-    <w:qFormat/>
-    <w:uiPriority w:val="0"/>
-    <w:pPr>
-      <w:ind w:firstLine="540"/>
-    </w:pPr>
-    <w:rPr>
-      <w:sz w:val="30"/>
-    </w:rPr>
-  </w:style>
-  <w:style w:type="paragraph" w:styleId="5">
-    <w:name w:val="Date"/>
-    <w:basedOn w:val="1"/>
-    <w:next w:val="1"/>
-    <w:qFormat/>
-    <w:uiPriority w:val="0"/>
-    <w:rPr>
-      <w:rFonts w:eastAsia="仿宋_GB2312"/>
-      <w:kern w:val="2"/>
-      <w:sz w:val="32"/>
-    </w:rPr>
-  </w:style>
-  <w:style w:type="paragraph" w:styleId="6">
+  <w:style w:type="paragraph" w:styleId="2">
     <w:name w:val="footnote text"/>
     <w:basedOn w:val="1"/>
     <w:next w:val="3"/>
@@ -1146,7 +1269,7 @@
       <w:lang w:val="en-US" w:eastAsia="zh-CN" w:bidi="ar-SA"/>
     </w:rPr>
   </w:style>
-  <w:style w:type="paragraph" w:styleId="7">
+  <w:style w:type="paragraph" w:styleId="3">
     <w:name w:val="Body Text First Indent 2"/>
     <w:basedOn w:val="4"/>
     <w:next w:val="1"/>
@@ -1158,6 +1281,63 @@
     </w:pPr>
     <w:rPr>
       <w:rFonts w:hint="eastAsia"/>
+    </w:rPr>
+  </w:style>
+  <w:style w:type="paragraph" w:styleId="4">
+    <w:name w:val="Body Text Indent"/>
+    <w:basedOn w:val="1"/>
+    <w:next w:val="3"/>
+    <w:qFormat/>
+    <w:uiPriority w:val="0"/>
+    <w:pPr>
+      <w:ind w:firstLine="540"/>
+    </w:pPr>
+    <w:rPr>
+      <w:sz w:val="30"/>
+    </w:rPr>
+  </w:style>
+  <w:style w:type="paragraph" w:styleId="5">
+    <w:name w:val="Body Text"/>
+    <w:basedOn w:val="1"/>
+    <w:next w:val="1"/>
+    <w:qFormat/>
+    <w:uiPriority w:val="0"/>
+    <w:pPr>
+      <w:snapToGrid w:val="0"/>
+      <w:spacing w:line="579" w:lineRule="exact"/>
+    </w:pPr>
+    <w:rPr>
+      <w:rFonts w:eastAsia="仿宋_GB2312"/>
+      <w:kern w:val="2"/>
+      <w:sz w:val="32"/>
+    </w:rPr>
+  </w:style>
+  <w:style w:type="paragraph" w:styleId="6">
+    <w:name w:val="Date"/>
+    <w:basedOn w:val="1"/>
+    <w:next w:val="1"/>
+    <w:qFormat/>
+    <w:uiPriority w:val="0"/>
+    <w:rPr>
+      <w:rFonts w:eastAsia="仿宋_GB2312"/>
+      <w:kern w:val="2"/>
+      <w:sz w:val="32"/>
+    </w:rPr>
+  </w:style>
+  <w:style w:type="paragraph" w:customStyle="1" w:styleId="9">
+    <w:name w:val="无间隔1"/>
+    <w:qFormat/>
+    <w:uiPriority w:val="0"/>
+    <w:pPr>
+      <w:widowControl w:val="0"/>
+      <w:jc w:val="center"/>
+    </w:pPr>
+    <w:rPr>
+      <w:rFonts w:ascii="Times New Roman" w:hAnsi="Times New Roman" w:eastAsia="仿宋" w:cs="Times New Roman"/>
+      <w:kern w:val="2"/>
+      <w:sz w:val="24"/>
+      <w:szCs w:val="22"/>
+      <w:lang w:val="en-US" w:eastAsia="zh-CN" w:bidi="ar-SA"/>
     </w:rPr>
   </w:style>
   <w:style w:type="paragraph" w:customStyle="1" w:styleId="10">
